--- a/仕様書仮置き/プレイヤー.docx
+++ b/仕様書仮置き/プレイヤー.docx
@@ -90,7 +90,21 @@
         <w:t>：F</w:t>
       </w:r>
     </w:p>
-    <w:p/>
+    <w:p>
+      <w:r>
+        <w:rPr>
+          <w:rFonts w:hint="eastAsia"/>
+        </w:rPr>
+        <w:t>アイテムの仕様：Q</w:t>
+      </w:r>
+    </w:p>
+    <w:p>
+      <w:pPr>
+        <w:rPr>
+          <w:rFonts w:hint="eastAsia"/>
+        </w:rPr>
+      </w:pPr>
+    </w:p>
     <w:p>
       <w:r>
         <w:rPr>
